--- a/resumes/Resume_Engineering_Intern-_AI_Agents__Data_Socure__MNC_.docx
+++ b/resumes/Resume_Engineering_Intern-_AI_Agents__Data_Socure__MNC_.docx
@@ -117,7 +117,7 @@
         <w:pBdr>
           <w:bottom w:val="single" w:sz="6" w:space="1" w:color="000000"/>
         </w:pBdr>
-        <w:spacing w:before="85" w:after="0"/>
+        <w:spacing w:before="113" w:after="0"/>
       </w:pPr>
       <w:r>
         <w:rPr>
@@ -289,7 +289,7 @@
     </w:p>
     <w:p>
       <w:pPr>
-        <w:spacing w:before="16" w:after="16"/>
+        <w:spacing w:before="23" w:after="23"/>
       </w:pPr>
     </w:p>
     <w:p>
@@ -297,7 +297,7 @@
         <w:pBdr>
           <w:bottom w:val="single" w:sz="6" w:space="1" w:color="000000"/>
         </w:pBdr>
-        <w:spacing w:before="85" w:after="0"/>
+        <w:spacing w:before="113" w:after="0"/>
       </w:pPr>
       <w:r>
         <w:rPr>
@@ -404,7 +404,7 @@
           <w:ilvl w:val="0"/>
           <w:numId w:val="2"/>
         </w:numPr>
-        <w:spacing w:before="13" w:after="26"/>
+        <w:spacing w:before="13" w:after="32"/>
       </w:pPr>
       <w:r>
         <w:rPr>
@@ -423,7 +423,7 @@
           <w:ilvl w:val="0"/>
           <w:numId w:val="2"/>
         </w:numPr>
-        <w:spacing w:before="13" w:after="26"/>
+        <w:spacing w:before="13" w:after="32"/>
       </w:pPr>
       <w:r>
         <w:rPr>
@@ -442,7 +442,7 @@
           <w:ilvl w:val="0"/>
           <w:numId w:val="2"/>
         </w:numPr>
-        <w:spacing w:before="13" w:after="26"/>
+        <w:spacing w:before="13" w:after="32"/>
       </w:pPr>
       <w:r>
         <w:rPr>
@@ -461,7 +461,7 @@
           <w:ilvl w:val="0"/>
           <w:numId w:val="2"/>
         </w:numPr>
-        <w:spacing w:before="13" w:after="26"/>
+        <w:spacing w:before="13" w:after="32"/>
       </w:pPr>
       <w:r>
         <w:rPr>
@@ -475,7 +475,7 @@
     </w:p>
     <w:p>
       <w:pPr>
-        <w:spacing w:before="16" w:after="16"/>
+        <w:spacing w:before="23" w:after="23"/>
         <w:rPr>
           <w:rFonts w:ascii="Source Sans Pro" w:eastAsia="Source Sans Pro" w:hAnsi="Source Sans Pro" w:cs="Source Sans Pro"/>
           <w:b/>
@@ -488,7 +488,7 @@
     </w:p>
     <w:p>
       <w:pPr>
-        <w:spacing w:before="78" w:after="0"/>
+        <w:spacing w:before="106" w:after="0"/>
         <w:rPr>
           <w:rFonts w:ascii="Source Sans Pro" w:eastAsia="Source Sans Pro" w:hAnsi="Source Sans Pro" w:cs="Source Sans Pro"/>
           <w:b/>
@@ -506,13 +506,13 @@
         <mc:AlternateContent>
           <mc:Choice Requires="wps">
             <w:drawing>
-              <wp:anchor distT="0" distB="0" distL="114300" distR="114300" simplePos="0" relativeHeight="251659264" behindDoc="0" locked="0" layoutInCell="1" allowOverlap="1" wp14:anchorId="491819C8" wp14:editId="6BC13A2A">
+              <wp:anchor distT="0" distB="0" distL="114300" distR="114300" simplePos="0" relativeHeight="251659264" behindDoc="0" locked="0" layoutInCell="1" allowOverlap="1" wp14:anchorId="491819C8" wp14:editId="73B92A3A">
                 <wp:simplePos x="0" y="0"/>
                 <wp:positionH relativeFrom="column">
                   <wp:posOffset>0</wp:posOffset>
                 </wp:positionH>
                 <wp:positionV relativeFrom="paragraph">
-                  <wp:posOffset>193463</wp:posOffset>
+                  <wp:posOffset>250402</wp:posOffset>
                 </wp:positionV>
                 <wp:extent cx="6896478" cy="0"/>
                 <wp:effectExtent l="0" t="0" r="12700" b="12700"/>
@@ -531,13 +531,7 @@
                         <a:prstGeom prst="line">
                           <a:avLst/>
                         </a:prstGeom>
-                        <a:ln>
-                          <a:solidFill>
-                            <a:schemeClr val="bg1">
-                              <a:lumMod val="85000"/>
-                            </a:schemeClr>
-                          </a:solidFill>
-                        </a:ln>
+                        <a:ln/>
                       </wps:spPr>
                       <wps:style>
                         <a:lnRef idx="1">
@@ -565,7 +559,7 @@
           </mc:Choice>
           <mc:Fallback>
             <w:pict>
-              <v:line w14:anchorId="7543AEE3" id="Straight Connector 16" o:spid="_x0000_s1026" style="position:absolute;z-index:251659264;visibility:visible;mso-wrap-style:square;mso-width-percent:0;mso-wrap-distance-left:9pt;mso-wrap-distance-top:0;mso-wrap-distance-right:9pt;mso-wrap-distance-bottom:0;mso-position-horizontal:absolute;mso-position-horizontal-relative:text;mso-position-vertical:absolute;mso-position-vertical-relative:text;mso-width-percent:0;mso-width-relative:margin" from="0,15.25pt" to="543.05pt,15.25pt" o:gfxdata="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" strokecolor="#d8d8d8 [2732]" strokeweight="1pt">
+              <v:line w14:anchorId="283C71F3" id="Straight Connector 16" o:spid="_x0000_s1026" style="position:absolute;z-index:251659264;visibility:visible;mso-wrap-style:square;mso-width-percent:0;mso-wrap-distance-left:9pt;mso-wrap-distance-top:0;mso-wrap-distance-right:9pt;mso-wrap-distance-bottom:0;mso-position-horizontal:absolute;mso-position-horizontal-relative:text;mso-position-vertical:absolute;mso-position-vertical-relative:text;mso-width-percent:0;mso-width-relative:margin" from="0,19.7pt" to="543.05pt,19.7pt" o:gfxdata="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" strokecolor="black [3200]" strokeweight="1pt">
                 <v:stroke joinstyle="miter"/>
               </v:line>
             </w:pict>
@@ -625,6 +619,39 @@
           </w:rPr>
           <w:t/>
         </w:r>
+        <w:r>
+          <w:rPr>
+            <w:rFonts w:ascii="Source Sans Pro" w:eastAsia="Source Sans Pro" w:hAnsi="Source Sans Pro" w:cs="Source Sans Pro"/>
+            <w:b/>
+            <w:color w:val="000000"/>
+            <w:sz w:val="19"/>
+            <w:szCs w:val="19"/>
+            <w:u w:val="single"/>
+          </w:rPr>
+          <w:t/>
+        </w:r>
+        <w:r>
+          <w:rPr>
+            <w:rFonts w:ascii="Source Sans Pro" w:eastAsia="Source Sans Pro" w:hAnsi="Source Sans Pro" w:cs="Source Sans Pro"/>
+            <w:b/>
+            <w:color w:val="000000"/>
+            <w:sz w:val="19"/>
+            <w:szCs w:val="19"/>
+            <w:u w:val="single"/>
+          </w:rPr>
+          <w:t/>
+        </w:r>
+        <w:r>
+          <w:rPr>
+            <w:rFonts w:ascii="Source Sans Pro" w:eastAsia="Source Sans Pro" w:hAnsi="Source Sans Pro" w:cs="Source Sans Pro"/>
+            <w:b/>
+            <w:color w:val="000000"/>
+            <w:sz w:val="19"/>
+            <w:szCs w:val="19"/>
+            <w:u w:val="single"/>
+          </w:rPr>
+          <w:t/>
+        </w:r>
       </w:hyperlink>
       <w:r>
         <w:rPr>
@@ -659,16 +686,16 @@
           <w:ilvl w:val="0"/>
           <w:numId w:val="2"/>
         </w:numPr>
-        <w:spacing w:before="13" w:after="26"/>
-      </w:pPr>
-      <w:r>
-        <w:rPr>
-          <w:rFonts w:ascii="Source Sans Pro" w:eastAsia="Source Sans Pro" w:hAnsi="Source Sans Pro" w:cs="Source Sans Pro"/>
-          <w:color w:val="000000"/>
-          <w:sz w:val="19"/>
-          <w:szCs w:val="19"/>
-        </w:rPr>
-        <w:t>Developed multi-source risk assessment pipeline: submits vendor domains and IPs to VirusTotal, AbuseIPDB, and URLScan.io, cross-referencing WHOIS, DNS, and SSL certificate data for third-party due diligence and threat intelligence.</w:t>
+        <w:spacing w:before="13" w:after="32"/>
+      </w:pPr>
+      <w:r>
+        <w:rPr>
+          <w:rFonts w:ascii="Source Sans Pro" w:eastAsia="Source Sans Pro" w:hAnsi="Source Sans Pro" w:cs="Source Sans Pro"/>
+          <w:color w:val="000000"/>
+          <w:sz w:val="19"/>
+          <w:szCs w:val="19"/>
+        </w:rPr>
+        <w:t>Developed multi-source risk assessment pipeline: submits vendor domains and IPs to VirusTotal, AbuseIPDB, and URLScan.io, cross-referencing WHOIS, DNS, and SSL certificate details for due diligence.</w:t>
       </w:r>
     </w:p>
     <w:p>
@@ -678,7 +705,7 @@
           <w:ilvl w:val="0"/>
           <w:numId w:val="2"/>
         </w:numPr>
-        <w:spacing w:before="13" w:after="26"/>
+        <w:spacing w:before="13" w:after="32"/>
       </w:pPr>
       <w:r>
         <w:rPr>
@@ -697,7 +724,7 @@
           <w:ilvl w:val="0"/>
           <w:numId w:val="2"/>
         </w:numPr>
-        <w:spacing w:before="13" w:after="26"/>
+        <w:spacing w:before="13" w:after="32"/>
       </w:pPr>
       <w:r>
         <w:rPr>
@@ -711,7 +738,7 @@
     </w:p>
     <w:p>
       <w:pPr>
-        <w:spacing w:before="16" w:after="16"/>
+        <w:spacing w:before="23" w:after="23"/>
       </w:pPr>
     </w:p>
     <w:p>
@@ -767,16 +794,16 @@
           <w:ilvl w:val="0"/>
           <w:numId w:val="2"/>
         </w:numPr>
-        <w:spacing w:before="13" w:after="26"/>
-      </w:pPr>
-      <w:r>
-        <w:rPr>
-          <w:rFonts w:ascii="Source Sans Pro" w:eastAsia="Source Sans Pro" w:hAnsi="Source Sans Pro" w:cs="Source Sans Pro"/>
-          <w:color w:val="000000"/>
-          <w:sz w:val="19"/>
-          <w:szCs w:val="19"/>
-        </w:rPr>
-        <w:t>Developed automated vulnerability assessment pipeline integrating Nessus and OpenVAS APIs in Python, generating audit-ready CVE reports with EPSS context from FIRST.org API and CVSS severity classification.</w:t>
+        <w:spacing w:before="13" w:after="32"/>
+      </w:pPr>
+      <w:r>
+        <w:rPr>
+          <w:rFonts w:ascii="Source Sans Pro" w:eastAsia="Source Sans Pro" w:hAnsi="Source Sans Pro" w:cs="Source Sans Pro"/>
+          <w:color w:val="000000"/>
+          <w:sz w:val="19"/>
+          <w:szCs w:val="19"/>
+        </w:rPr>
+        <w:t>Developed automated vulnerability assessment pipeline in Python, integrating Nessus and OpenVAS APIs, and generating audit-ready CVE reports with EPSS context from FIRST.org API.</w:t>
       </w:r>
     </w:p>
     <w:p>
@@ -786,16 +813,16 @@
           <w:ilvl w:val="0"/>
           <w:numId w:val="2"/>
         </w:numPr>
-        <w:spacing w:before="13" w:after="26"/>
-      </w:pPr>
-      <w:r>
-        <w:rPr>
-          <w:rFonts w:ascii="Source Sans Pro" w:eastAsia="Source Sans Pro" w:hAnsi="Source Sans Pro" w:cs="Source Sans Pro"/>
-          <w:color w:val="000000"/>
-          <w:sz w:val="19"/>
-          <w:szCs w:val="19"/>
-        </w:rPr>
-        <w:t>Developed OWASP Top 10 automated compliance checker validating web app security controls against regulatory requirements, documenting vulnerability-to-remediation audit trails with SQL injection fixes.</w:t>
+        <w:spacing w:before="13" w:after="32"/>
+      </w:pPr>
+      <w:r>
+        <w:rPr>
+          <w:rFonts w:ascii="Source Sans Pro" w:eastAsia="Source Sans Pro" w:hAnsi="Source Sans Pro" w:cs="Source Sans Pro"/>
+          <w:color w:val="000000"/>
+          <w:sz w:val="19"/>
+          <w:szCs w:val="19"/>
+        </w:rPr>
+        <w:t>Developed OWASP Top 10 automated compliance checker validating web app security controls against regulatory requirements, documenting vulnerability-to-remediation audit trails.</w:t>
       </w:r>
     </w:p>
     <w:p>
@@ -805,7 +832,7 @@
           <w:ilvl w:val="0"/>
           <w:numId w:val="2"/>
         </w:numPr>
-        <w:spacing w:before="13" w:after="26"/>
+        <w:spacing w:before="13" w:after="32"/>
       </w:pPr>
       <w:r>
         <w:rPr>
@@ -820,7 +847,7 @@
     <w:p>
       <w:pPr>
         <w:pStyle w:val="ListParagraph"/>
-        <w:spacing w:before="16" w:after="16"/>
+        <w:spacing w:before="23" w:after="23"/>
         <w:ind w:left="450"/>
       </w:pPr>
     </w:p>
@@ -829,7 +856,7 @@
         <w:pBdr>
           <w:bottom w:val="single" w:sz="6" w:space="1" w:color="000000"/>
         </w:pBdr>
-        <w:spacing w:before="85" w:after="0"/>
+        <w:spacing w:before="113" w:after="0"/>
       </w:pPr>
       <w:r>
         <w:rPr>
@@ -845,7 +872,7 @@
     </w:p>
     <w:p>
       <w:pPr>
-        <w:spacing w:before="40" w:after="40"/>
+        <w:spacing w:before="47" w:after="47"/>
       </w:pPr>
       <w:r>
         <w:rPr>
@@ -867,7 +894,7 @@
     </w:p>
     <w:p>
       <w:pPr>
-        <w:spacing w:before="40" w:after="40"/>
+        <w:spacing w:before="47" w:after="47"/>
       </w:pPr>
       <w:r>
         <w:rPr>
@@ -889,7 +916,7 @@
     </w:p>
     <w:p>
       <w:pPr>
-        <w:spacing w:before="40" w:after="40"/>
+        <w:spacing w:before="47" w:after="47"/>
       </w:pPr>
       <w:r>
         <w:rPr>
@@ -911,7 +938,7 @@
     </w:p>
     <w:p>
       <w:pPr>
-        <w:spacing w:before="40" w:after="40"/>
+        <w:spacing w:before="47" w:after="47"/>
       </w:pPr>
       <w:r>
         <w:rPr>
@@ -933,7 +960,7 @@
     </w:p>
     <w:p>
       <w:pPr>
-        <w:spacing w:before="40" w:after="29"/>
+        <w:spacing w:before="47" w:after="36"/>
       </w:pPr>
       <w:r>
         <w:rPr>
@@ -958,7 +985,7 @@
         <w:pBdr>
           <w:bottom w:val="single" w:sz="6" w:space="1" w:color="000000"/>
         </w:pBdr>
-        <w:spacing w:before="16" w:after="16"/>
+        <w:spacing w:before="23" w:after="23"/>
         <w:rPr>
           <w:rFonts w:ascii="Source Sans Pro" w:eastAsia="Source Sans Pro" w:hAnsi="Source Sans Pro" w:cs="Source Sans Pro"/>
           <w:b/>
@@ -974,7 +1001,7 @@
         <w:pBdr>
           <w:bottom w:val="single" w:sz="6" w:space="1" w:color="000000"/>
         </w:pBdr>
-        <w:spacing w:before="85" w:after="0"/>
+        <w:spacing w:before="113" w:after="0"/>
       </w:pPr>
       <w:r>
         <w:rPr>
@@ -995,7 +1022,7 @@
           <w:ilvl w:val="0"/>
           <w:numId w:val="2"/>
         </w:numPr>
-        <w:spacing w:before="13" w:after="26"/>
+        <w:spacing w:before="13" w:after="32"/>
       </w:pPr>
       <w:r>
         <w:rPr>
@@ -1014,7 +1041,7 @@
           <w:ilvl w:val="0"/>
           <w:numId w:val="2"/>
         </w:numPr>
-        <w:spacing w:before="13" w:after="26"/>
+        <w:spacing w:before="13" w:after="32"/>
       </w:pPr>
       <w:r>
         <w:rPr>

--- a/resumes/Resume_Engineering_Intern-_AI_Agents__Data_Socure__MNC_.docx
+++ b/resumes/Resume_Engineering_Intern-_AI_Agents__Data_Socure__MNC_.docx
@@ -117,7 +117,7 @@
         <w:pBdr>
           <w:bottom w:val="single" w:sz="6" w:space="1" w:color="000000"/>
         </w:pBdr>
-        <w:spacing w:before="113" w:after="0"/>
+        <w:spacing w:before="42" w:after="0"/>
       </w:pPr>
       <w:r>
         <w:rPr>
@@ -289,7 +289,7 @@
     </w:p>
     <w:p>
       <w:pPr>
-        <w:spacing w:before="23" w:after="23"/>
+        <w:spacing w:before="5" w:after="5"/>
       </w:pPr>
     </w:p>
     <w:p>
@@ -297,7 +297,7 @@
         <w:pBdr>
           <w:bottom w:val="single" w:sz="6" w:space="1" w:color="000000"/>
         </w:pBdr>
-        <w:spacing w:before="113" w:after="0"/>
+        <w:spacing w:before="42" w:after="0"/>
       </w:pPr>
       <w:r>
         <w:rPr>
@@ -404,16 +404,34 @@
           <w:ilvl w:val="0"/>
           <w:numId w:val="2"/>
         </w:numPr>
-        <w:spacing w:before="13" w:after="32"/>
-      </w:pPr>
-      <w:r>
-        <w:rPr>
-          <w:rFonts w:ascii="Source Sans Pro" w:eastAsia="Source Sans Pro" w:hAnsi="Source Sans Pro" w:cs="Source Sans Pro"/>
-          <w:color w:val="000000"/>
-          <w:sz w:val="19"/>
-          <w:szCs w:val="19"/>
-        </w:rPr>
-        <w:t>Triaged 50+ weekly inventory reimbursement cases by severity and policy eligibility, translating high-volume case review into structured investigation, escalation, and evidence documentation.</w:t>
+        <w:spacing w:before="13" w:after="18"/>
+      </w:pPr>
+      <w:r>
+        <w:rPr>
+          <w:rFonts w:ascii="Source Sans Pro" w:eastAsia="Source Sans Pro" w:hAnsi="Source Sans Pro" w:cs="Source Sans Pro"/>
+          <w:color w:val="000000"/>
+          <w:sz w:val="19"/>
+          <w:szCs w:val="19"/>
+        </w:rPr>
+        <w:t>Triaged 50+ weekly inventory reimbursement cases by severity and policy eligibility, identifying high-priority issues for senior reviewer escalation.</w:t>
+      </w:r>
+      <w:proofErr w:type="spellStart"/>
+      <w:r>
+        <w:rPr>
+          <w:rFonts w:ascii="Source Sans Pro" w:eastAsia="Source Sans Pro" w:hAnsi="Source Sans Pro" w:cs="Source Sans Pro"/>
+          <w:color w:val="000000"/>
+          <w:sz w:val="19"/>
+          <w:szCs w:val="19"/>
+        </w:rPr>
+      </w:r>
+      <w:proofErr w:type="spellEnd"/>
+      <w:r>
+        <w:rPr>
+          <w:rFonts w:ascii="Source Sans Pro" w:eastAsia="Source Sans Pro" w:hAnsi="Source Sans Pro" w:cs="Source Sans Pro"/>
+          <w:color w:val="000000"/>
+          <w:sz w:val="19"/>
+          <w:szCs w:val="19"/>
+        </w:rPr>
       </w:r>
     </w:p>
     <w:p>
@@ -423,16 +441,16 @@
           <w:ilvl w:val="0"/>
           <w:numId w:val="2"/>
         </w:numPr>
-        <w:spacing w:before="13" w:after="32"/>
-      </w:pPr>
-      <w:r>
-        <w:rPr>
-          <w:rFonts w:ascii="Source Sans Pro" w:eastAsia="Source Sans Pro" w:hAnsi="Source Sans Pro" w:cs="Source Sans Pro"/>
-          <w:color w:val="000000"/>
-          <w:sz w:val="19"/>
-          <w:szCs w:val="19"/>
-        </w:rPr>
-        <w:t>Conducted root cause analysis on seller claims, identifying policy violations and anomalous patterns for pattern review and investigation handoffs.</w:t>
+        <w:spacing w:before="13" w:after="18"/>
+      </w:pPr>
+      <w:r>
+        <w:rPr>
+          <w:rFonts w:ascii="Source Sans Pro" w:eastAsia="Source Sans Pro" w:hAnsi="Source Sans Pro" w:cs="Source Sans Pro"/>
+          <w:color w:val="000000"/>
+          <w:sz w:val="19"/>
+          <w:szCs w:val="19"/>
+        </w:rPr>
+        <w:t>Investigated seller claims, analyzing policy violations and anomalous patterns to inform decision-making and reduce repeat-issue investigation time.</w:t>
       </w:r>
     </w:p>
     <w:p>
@@ -442,7 +460,7 @@
           <w:ilvl w:val="0"/>
           <w:numId w:val="2"/>
         </w:numPr>
-        <w:spacing w:before="13" w:after="32"/>
+        <w:spacing w:before="13" w:after="18"/>
       </w:pPr>
       <w:r>
         <w:rPr>
@@ -461,21 +479,24 @@
           <w:ilvl w:val="0"/>
           <w:numId w:val="2"/>
         </w:numPr>
-        <w:spacing w:before="13" w:after="32"/>
-      </w:pPr>
-      <w:r>
-        <w:rPr>
-          <w:rFonts w:ascii="Source Sans Pro" w:eastAsia="Source Sans Pro" w:hAnsi="Source Sans Pro" w:cs="Source Sans Pro"/>
-          <w:color w:val="000000"/>
-          <w:sz w:val="19"/>
-          <w:szCs w:val="19"/>
-        </w:rPr>
-        <w:t>Spotted recurring fraud patterns across 200+ weekly cases and flagged repeat issues early, reducing investigation cycles before escalation.</w:t>
-      </w:r>
-    </w:p>
-    <w:p>
-      <w:pPr>
-        <w:spacing w:before="23" w:after="23"/>
+        <w:spacing w:before="13" w:after="18"/>
+      </w:pPr>
+      <w:r>
+        <w:rPr>
+          <w:rFonts w:ascii="Source Sans Pro" w:eastAsia="Source Sans Pro" w:hAnsi="Source Sans Pro" w:cs="Source Sans Pro"/>
+          <w:color w:val="000000"/>
+          <w:sz w:val="19"/>
+          <w:szCs w:val="19"/>
+        </w:rPr>
+        <w:t>Documented investigation findings, decisions, evidence notes, and corrective actions in audit-ready case records, maintaining accurate and transparent case histories.</w:t>
+      </w:r>
+    </w:p>
+    <w:p>
+      <w:pPr>
+        <w:pBdr>
+          <w:bottom w:val="single" w:sz="6" w:space="1" w:color="000000"/>
+        </w:pBdr>
+        <w:spacing w:before="5" w:after="5"/>
         <w:rPr>
           <w:rFonts w:ascii="Source Sans Pro" w:eastAsia="Source Sans Pro" w:hAnsi="Source Sans Pro" w:cs="Source Sans Pro"/>
           <w:b/>
@@ -488,84 +509,11 @@
     </w:p>
     <w:p>
       <w:pPr>
-        <w:spacing w:before="106" w:after="0"/>
-        <w:rPr>
-          <w:rFonts w:ascii="Source Sans Pro" w:eastAsia="Source Sans Pro" w:hAnsi="Source Sans Pro" w:cs="Source Sans Pro"/>
-          <w:b/>
-          <w:bCs/>
-          <w:color w:val="000000"/>
-          <w:sz w:val="22"/>
-          <w:szCs w:val="22"/>
-        </w:rPr>
-      </w:pPr>
-      <w:r>
-        <w:rPr>
-          <w:rFonts w:ascii="SF Pro" w:hAnsi="SF Pro"/>
-          <w:noProof/>
-        </w:rPr>
-        <mc:AlternateContent>
-          <mc:Choice Requires="wps">
-            <w:drawing>
-              <wp:anchor distT="0" distB="0" distL="114300" distR="114300" simplePos="0" relativeHeight="251659264" behindDoc="0" locked="0" layoutInCell="1" allowOverlap="1" wp14:anchorId="491819C8" wp14:editId="73B92A3A">
-                <wp:simplePos x="0" y="0"/>
-                <wp:positionH relativeFrom="column">
-                  <wp:posOffset>0</wp:posOffset>
-                </wp:positionH>
-                <wp:positionV relativeFrom="paragraph">
-                  <wp:posOffset>250402</wp:posOffset>
-                </wp:positionV>
-                <wp:extent cx="6896478" cy="0"/>
-                <wp:effectExtent l="0" t="0" r="12700" b="12700"/>
-                <wp:wrapNone/>
-                <wp:docPr id="2078198358" name="Straight Connector 16"/>
-                <wp:cNvGraphicFramePr/>
-                <a:graphic xmlns:a="http://schemas.openxmlformats.org/drawingml/2006/main">
-                  <a:graphicData uri="http://schemas.microsoft.com/office/word/2010/wordprocessingShape">
-                    <wps:wsp>
-                      <wps:cNvCnPr/>
-                      <wps:spPr>
-                        <a:xfrm>
-                          <a:off x="0" y="0"/>
-                          <a:ext cx="6896478" cy="0"/>
-                        </a:xfrm>
-                        <a:prstGeom prst="line">
-                          <a:avLst/>
-                        </a:prstGeom>
-                        <a:ln/>
-                      </wps:spPr>
-                      <wps:style>
-                        <a:lnRef idx="1">
-                          <a:schemeClr val="dk1"/>
-                        </a:lnRef>
-                        <a:fillRef idx="0">
-                          <a:schemeClr val="dk1"/>
-                        </a:fillRef>
-                        <a:effectRef idx="0">
-                          <a:schemeClr val="dk1"/>
-                        </a:effectRef>
-                        <a:fontRef idx="minor">
-                          <a:schemeClr val="tx1"/>
-                        </a:fontRef>
-                      </wps:style>
-                      <wps:bodyPr/>
-                    </wps:wsp>
-                  </a:graphicData>
-                </a:graphic>
-                <wp14:sizeRelH relativeFrom="margin">
-                  <wp14:pctWidth>0</wp14:pctWidth>
-                </wp14:sizeRelH>
-              </wp:anchor>
-            </w:drawing>
-          </mc:Choice>
-          <mc:Fallback>
-            <w:pict>
-              <v:line w14:anchorId="283C71F3" id="Straight Connector 16" o:spid="_x0000_s1026" style="position:absolute;z-index:251659264;visibility:visible;mso-wrap-style:square;mso-width-percent:0;mso-wrap-distance-left:9pt;mso-wrap-distance-top:0;mso-wrap-distance-right:9pt;mso-wrap-distance-bottom:0;mso-position-horizontal:absolute;mso-position-horizontal-relative:text;mso-position-vertical:absolute;mso-position-vertical-relative:text;mso-width-percent:0;mso-width-relative:margin" from="0,19.7pt" to="543.05pt,19.7pt" o:gfxdata="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" strokecolor="black [3200]" strokeweight="1pt">
-                <v:stroke joinstyle="miter"/>
-              </v:line>
-            </w:pict>
-          </mc:Fallback>
-        </mc:AlternateContent>
-      </w:r>
+        <w:pBdr>
+          <w:bottom w:val="single" w:sz="6" w:space="1" w:color="000000"/>
+        </w:pBdr>
+        <w:spacing w:before="42" w:after="0"/>
+      </w:pPr>
       <w:r>
         <w:rPr>
           <w:rFonts w:ascii="Source Sans Pro" w:eastAsia="Source Sans Pro" w:hAnsi="Source Sans Pro" w:cs="Source Sans Pro"/>
@@ -585,72 +533,19 @@
         </w:tabs>
         <w:spacing w:before="20" w:after="0"/>
       </w:pPr>
-      <w:hyperlink r:id="rId8">
+      <w:proofErr w:type="spellStart"/>
+      <w:proofErr w:type="spellEnd"/>
+      <w:hyperlink r:id="rId13">
         <w:r>
           <w:rPr>
             <w:rFonts w:ascii="Source Sans Pro" w:eastAsia="Source Sans Pro" w:hAnsi="Source Sans Pro" w:cs="Source Sans Pro"/>
             <w:b/>
-            <w:color w:val="000000"/>
             <w:sz w:val="19"/>
             <w:szCs w:val="19"/>
+            <w:color w:val="000000"/>
             <w:u w:val="single"/>
           </w:rPr>
-          <w:t>Phishing and OSINT Threat Intelligence Tool  |  Python, VirusTotal API, AbuseIPDB, WHOIS, Telegram bot</w:t>
-        </w:r>
-        <w:r>
-          <w:rPr>
-            <w:rFonts w:ascii="Source Sans Pro" w:eastAsia="Source Sans Pro" w:hAnsi="Source Sans Pro" w:cs="Source Sans Pro"/>
-            <w:b/>
-            <w:color w:val="000000"/>
-            <w:sz w:val="19"/>
-            <w:szCs w:val="19"/>
-            <w:u w:val="single"/>
-          </w:rPr>
-          <w:t/>
-        </w:r>
-        <w:r>
-          <w:rPr>
-            <w:rFonts w:ascii="Source Sans Pro" w:eastAsia="Source Sans Pro" w:hAnsi="Source Sans Pro" w:cs="Source Sans Pro"/>
-            <w:b/>
-            <w:color w:val="000000"/>
-            <w:sz w:val="19"/>
-            <w:szCs w:val="19"/>
-            <w:u w:val="single"/>
-          </w:rPr>
-          <w:t/>
-        </w:r>
-        <w:r>
-          <w:rPr>
-            <w:rFonts w:ascii="Source Sans Pro" w:eastAsia="Source Sans Pro" w:hAnsi="Source Sans Pro" w:cs="Source Sans Pro"/>
-            <w:b/>
-            <w:color w:val="000000"/>
-            <w:sz w:val="19"/>
-            <w:szCs w:val="19"/>
-            <w:u w:val="single"/>
-          </w:rPr>
-          <w:t/>
-        </w:r>
-        <w:r>
-          <w:rPr>
-            <w:rFonts w:ascii="Source Sans Pro" w:eastAsia="Source Sans Pro" w:hAnsi="Source Sans Pro" w:cs="Source Sans Pro"/>
-            <w:b/>
-            <w:color w:val="000000"/>
-            <w:sz w:val="19"/>
-            <w:szCs w:val="19"/>
-            <w:u w:val="single"/>
-          </w:rPr>
-          <w:t/>
-        </w:r>
-        <w:r>
-          <w:rPr>
-            <w:rFonts w:ascii="Source Sans Pro" w:eastAsia="Source Sans Pro" w:hAnsi="Source Sans Pro" w:cs="Source Sans Pro"/>
-            <w:b/>
-            <w:color w:val="000000"/>
-            <w:sz w:val="19"/>
-            <w:szCs w:val="19"/>
-            <w:u w:val="single"/>
-          </w:rPr>
-          <w:t/>
+          <w:t>Phishing and OSINT Threat Intelligence Tool</w:t>
         </w:r>
       </w:hyperlink>
       <w:r>
@@ -659,15 +554,7 @@
           <w:sz w:val="19"/>
           <w:szCs w:val="19"/>
         </w:rPr>
-        <w:t xml:space="preserve"/>
-      </w:r>
-      <w:r>
-        <w:rPr>
-          <w:rFonts w:ascii="Source Sans Pro" w:eastAsia="Source Sans Pro" w:hAnsi="Source Sans Pro" w:cs="Source Sans Pro"/>
-          <w:sz w:val="19"/>
-          <w:szCs w:val="19"/>
-        </w:rPr>
-        <w:tab/>
+        <w:t xml:space="preserve">  |  	</w:t>
       </w:r>
       <w:r>
         <w:rPr>
@@ -676,7 +563,7 @@
           <w:sz w:val="19"/>
           <w:szCs w:val="19"/>
         </w:rPr>
-        <w:t/>
+        <w:t>Python, VirusTotal API, AbuseIPDB, WHOIS, Telegram bot</w:t>
       </w:r>
     </w:p>
     <w:p>
@@ -686,16 +573,16 @@
           <w:ilvl w:val="0"/>
           <w:numId w:val="2"/>
         </w:numPr>
-        <w:spacing w:before="13" w:after="32"/>
-      </w:pPr>
-      <w:r>
-        <w:rPr>
-          <w:rFonts w:ascii="Source Sans Pro" w:eastAsia="Source Sans Pro" w:hAnsi="Source Sans Pro" w:cs="Source Sans Pro"/>
-          <w:color w:val="000000"/>
-          <w:sz w:val="19"/>
-          <w:szCs w:val="19"/>
-        </w:rPr>
-        <w:t>Developed multi-source risk assessment pipeline: submits vendor domains and IPs to VirusTotal, AbuseIPDB, and URLScan.io, cross-referencing WHOIS, DNS, and SSL certificate details for due diligence.</w:t>
+        <w:spacing w:before="13" w:after="18"/>
+      </w:pPr>
+      <w:r>
+        <w:rPr>
+          <w:rFonts w:ascii="Source Sans Pro" w:eastAsia="Source Sans Pro" w:hAnsi="Source Sans Pro" w:cs="Source Sans Pro"/>
+          <w:color w:val="000000"/>
+          <w:sz w:val="19"/>
+          <w:szCs w:val="19"/>
+        </w:rPr>
+        <w:t>Built multi-API threat intelligence pipeline: submits suspicious URLs/IPs to VirusTotal, AbuseIPDB, and URLScan.io; cross-references WHOIS registration age, DNS records, and SSL details for phishing analysis.</w:t>
       </w:r>
     </w:p>
     <w:p>
@@ -705,16 +592,16 @@
           <w:ilvl w:val="0"/>
           <w:numId w:val="2"/>
         </w:numPr>
-        <w:spacing w:before="13" w:after="32"/>
-      </w:pPr>
-      <w:r>
-        <w:rPr>
-          <w:rFonts w:ascii="Source Sans Pro" w:eastAsia="Source Sans Pro" w:hAnsi="Source Sans Pro" w:cs="Source Sans Pro"/>
-          <w:color w:val="000000"/>
-          <w:sz w:val="19"/>
-          <w:szCs w:val="19"/>
-        </w:rPr>
-        <w:t>Developed domain reputation assessment tool detecting typosquatting variants and live DNS resolution for vendor and partner ecosystem review.</w:t>
+        <w:spacing w:before="13" w:after="18"/>
+      </w:pPr>
+      <w:r>
+        <w:rPr>
+          <w:rFonts w:ascii="Source Sans Pro" w:eastAsia="Source Sans Pro" w:hAnsi="Source Sans Pro" w:cs="Source Sans Pro"/>
+          <w:color w:val="000000"/>
+          <w:sz w:val="19"/>
+          <w:szCs w:val="19"/>
+        </w:rPr>
+        <w:t>Implemented typosquatting (brand impersonation detection) domain detector generating character-substitution variants of brand domains and checking live DNS resolution for brand-impersonation analysis.</w:t>
       </w:r>
     </w:p>
     <w:p>
@@ -724,21 +611,57 @@
           <w:ilvl w:val="0"/>
           <w:numId w:val="2"/>
         </w:numPr>
-        <w:spacing w:before="13" w:after="32"/>
-      </w:pPr>
-      <w:r>
-        <w:rPr>
-          <w:rFonts w:ascii="Source Sans Pro" w:eastAsia="Source Sans Pro" w:hAnsi="Source Sans Pro" w:cs="Source Sans Pro"/>
-          <w:color w:val="000000"/>
-          <w:sz w:val="19"/>
-          <w:szCs w:val="19"/>
-        </w:rPr>
-        <w:t>Deployed Telegram bot for automated risk assessment, supporting bulk CSV input/output and OSINT enrichment via theHarvester for domain profiling.</w:t>
-      </w:r>
-    </w:p>
-    <w:p>
-      <w:pPr>
-        <w:spacing w:before="23" w:after="23"/>
+        <w:spacing w:before="13" w:after="18"/>
+      </w:pPr>
+      <w:r>
+        <w:rPr>
+          <w:rFonts w:ascii="Source Sans Pro" w:eastAsia="Source Sans Pro" w:hAnsi="Source Sans Pro" w:cs="Source Sans Pro"/>
+          <w:color w:val="000000"/>
+          <w:sz w:val="19"/>
+          <w:szCs w:val="19"/>
+        </w:rPr>
+        <w:t>Deployed Telegram bot interface enabling analysts to submit URLs for live IOC enrichment (threat intelligence); supports bulk CSV input/output for incident response workflows and includes OSINT enrichment (open-source intelligence) via theHarvester for domain profiling.</w:t>
+      </w:r>
+      <w:proofErr w:type="spellStart"/>
+      <w:r>
+        <w:rPr>
+          <w:rFonts w:ascii="Source Sans Pro" w:eastAsia="Source Sans Pro" w:hAnsi="Source Sans Pro" w:cs="Source Sans Pro"/>
+          <w:color w:val="000000"/>
+          <w:sz w:val="19"/>
+          <w:szCs w:val="19"/>
+        </w:rPr>
+      </w:r>
+      <w:proofErr w:type="spellEnd"/>
+      <w:r>
+        <w:rPr>
+          <w:rFonts w:ascii="Source Sans Pro" w:eastAsia="Source Sans Pro" w:hAnsi="Source Sans Pro" w:cs="Source Sans Pro"/>
+          <w:color w:val="000000"/>
+          <w:sz w:val="19"/>
+          <w:szCs w:val="19"/>
+        </w:rPr>
+      </w:r>
+      <w:proofErr w:type="spellStart"/>
+      <w:r>
+        <w:rPr>
+          <w:rFonts w:ascii="Source Sans Pro" w:eastAsia="Source Sans Pro" w:hAnsi="Source Sans Pro" w:cs="Source Sans Pro"/>
+          <w:color w:val="000000"/>
+          <w:sz w:val="19"/>
+          <w:szCs w:val="19"/>
+        </w:rPr>
+      </w:r>
+      <w:proofErr w:type="spellEnd"/>
+      <w:r>
+        <w:rPr>
+          <w:rFonts w:ascii="Source Sans Pro" w:eastAsia="Source Sans Pro" w:hAnsi="Source Sans Pro" w:cs="Source Sans Pro"/>
+          <w:color w:val="000000"/>
+          <w:sz w:val="19"/>
+          <w:szCs w:val="19"/>
+        </w:rPr>
+      </w:r>
+    </w:p>
+    <w:p>
+      <w:pPr>
+        <w:spacing w:before="5" w:after="5"/>
       </w:pPr>
     </w:p>
     <w:p>
@@ -748,14 +671,14 @@
         </w:tabs>
         <w:spacing w:before="30" w:after="0"/>
       </w:pPr>
-      <w:hyperlink r:id="rId9">
+      <w:hyperlink r:id="rId14">
         <w:r>
           <w:rPr>
             <w:rFonts w:ascii="Source Sans Pro" w:eastAsia="Source Sans Pro" w:hAnsi="Source Sans Pro" w:cs="Source Sans Pro"/>
             <w:b/>
-            <w:color w:val="000000"/>
             <w:sz w:val="19"/>
             <w:szCs w:val="19"/>
+            <w:color w:val="000000"/>
             <w:u w:val="single"/>
           </w:rPr>
           <w:t>Vulnerability Scanner and Patch Prioritization Engine</w:t>
@@ -767,15 +690,7 @@
           <w:sz w:val="19"/>
           <w:szCs w:val="19"/>
         </w:rPr>
-        <w:t xml:space="preserve">  |  </w:t>
-      </w:r>
-      <w:r>
-        <w:rPr>
-          <w:rFonts w:ascii="Source Sans Pro" w:eastAsia="Source Sans Pro" w:hAnsi="Source Sans Pro" w:cs="Source Sans Pro"/>
-          <w:sz w:val="19"/>
-          <w:szCs w:val="19"/>
-        </w:rPr>
-        <w:tab/>
+        <w:t xml:space="preserve">  |  	</w:t>
       </w:r>
       <w:r>
         <w:rPr>
@@ -794,16 +709,16 @@
           <w:ilvl w:val="0"/>
           <w:numId w:val="2"/>
         </w:numPr>
-        <w:spacing w:before="13" w:after="32"/>
-      </w:pPr>
-      <w:r>
-        <w:rPr>
-          <w:rFonts w:ascii="Source Sans Pro" w:eastAsia="Source Sans Pro" w:hAnsi="Source Sans Pro" w:cs="Source Sans Pro"/>
-          <w:color w:val="000000"/>
-          <w:sz w:val="19"/>
-          <w:szCs w:val="19"/>
-        </w:rPr>
-        <w:t>Developed automated vulnerability assessment pipeline in Python, integrating Nessus and OpenVAS APIs, and generating audit-ready CVE reports with EPSS context from FIRST.org API.</w:t>
+        <w:spacing w:before="13" w:after="18"/>
+      </w:pPr>
+      <w:r>
+        <w:rPr>
+          <w:rFonts w:ascii="Source Sans Pro" w:eastAsia="Source Sans Pro" w:hAnsi="Source Sans Pro" w:cs="Source Sans Pro"/>
+          <w:color w:val="000000"/>
+          <w:sz w:val="19"/>
+          <w:szCs w:val="19"/>
+        </w:rPr>
+        <w:t>Built automated vulnerability assessment pipeline integrating Nessus and OpenVAS REST APIs in Python; generated CVE reports classified by CVSS severity (vulnerability prioritisation) and EPSS context from the FIRST.org API.</w:t>
       </w:r>
     </w:p>
     <w:p>
@@ -813,16 +728,16 @@
           <w:ilvl w:val="0"/>
           <w:numId w:val="2"/>
         </w:numPr>
-        <w:spacing w:before="13" w:after="32"/>
-      </w:pPr>
-      <w:r>
-        <w:rPr>
-          <w:rFonts w:ascii="Source Sans Pro" w:eastAsia="Source Sans Pro" w:hAnsi="Source Sans Pro" w:cs="Source Sans Pro"/>
-          <w:color w:val="000000"/>
-          <w:sz w:val="19"/>
-          <w:szCs w:val="19"/>
-        </w:rPr>
-        <w:t>Developed OWASP Top 10 automated compliance checker validating web app security controls against regulatory requirements, documenting vulnerability-to-remediation audit trails.</w:t>
+        <w:spacing w:before="13" w:after="18"/>
+      </w:pPr>
+      <w:r>
+        <w:rPr>
+          <w:rFonts w:ascii="Source Sans Pro" w:eastAsia="Source Sans Pro" w:hAnsi="Source Sans Pro" w:cs="Source Sans Pro"/>
+          <w:color w:val="000000"/>
+          <w:sz w:val="19"/>
+          <w:szCs w:val="19"/>
+        </w:rPr>
+        <w:t>Developed OWASP Top 10 (web application security) automated web checker that sends crafted HTTP requests to detect injection, broken auth, and SSRF vulnerabilities; documented SQL injection exploit and parameterised query remediation.</w:t>
       </w:r>
     </w:p>
     <w:p>
@@ -832,33 +747,24 @@
           <w:ilvl w:val="0"/>
           <w:numId w:val="2"/>
         </w:numPr>
-        <w:spacing w:before="13" w:after="32"/>
-      </w:pPr>
-      <w:r>
-        <w:rPr>
-          <w:rFonts w:ascii="Source Sans Pro" w:eastAsia="Source Sans Pro" w:hAnsi="Source Sans Pro" w:cs="Source Sans Pro"/>
-          <w:color w:val="000000"/>
-          <w:sz w:val="19"/>
-          <w:szCs w:val="19"/>
-        </w:rPr>
-        <w:t>Automated compliance scan scheduling via Bash and cron; built delta-scan logic to track remediation progress and organize audit evidence for patch compliance (remediation tracking) review.</w:t>
-      </w:r>
-    </w:p>
-    <w:p>
-      <w:pPr>
-        <w:pStyle w:val="ListParagraph"/>
-        <w:spacing w:before="23" w:after="23"/>
-        <w:ind w:left="450"/>
-      </w:pPr>
+        <w:spacing w:before="13" w:after="18"/>
+      </w:pPr>
+      <w:r>
+        <w:rPr>
+          <w:rFonts w:ascii="Source Sans Pro" w:eastAsia="Source Sans Pro" w:hAnsi="Source Sans Pro" w:cs="Source Sans Pro"/>
+          <w:color w:val="000000"/>
+          <w:sz w:val="19"/>
+          <w:szCs w:val="19"/>
+        </w:rPr>
+        <w:t>Automated scan scheduling via Bash and cron; built delta-scan logic to flag newly discovered CVEs and organize patch compliance (remediation tracking) tracking evidence.</w:t>
+      </w:r>
     </w:p>
     <w:p>
       <w:pPr>
         <w:pBdr>
           <w:bottom w:val="single" w:sz="6" w:space="1" w:color="000000"/>
         </w:pBdr>
-        <w:spacing w:before="113" w:after="0"/>
-      </w:pPr>
-      <w:r>
+        <w:spacing w:before="5" w:after="5"/>
         <w:rPr>
           <w:rFonts w:ascii="Source Sans Pro" w:eastAsia="Source Sans Pro" w:hAnsi="Source Sans Pro" w:cs="Source Sans Pro"/>
           <w:b/>
@@ -867,125 +773,16 @@
           <w:sz w:val="22"/>
           <w:szCs w:val="22"/>
         </w:rPr>
-        <w:t>Technical Skills</w:t>
-      </w:r>
-    </w:p>
-    <w:p>
-      <w:pPr>
-        <w:spacing w:before="47" w:after="47"/>
-      </w:pPr>
-      <w:r>
-        <w:rPr>
-          <w:rFonts w:ascii="Source Sans Pro" w:eastAsia="Source Sans Pro" w:hAnsi="Source Sans Pro" w:cs="Source Sans Pro"/>
-          <w:b/>
-          <w:sz w:val="19"/>
-          <w:szCs w:val="19"/>
-        </w:rPr>
-        <w:t xml:space="preserve">GRC &amp; Compliance: </w:t>
-      </w:r>
-      <w:r>
-        <w:rPr>
-          <w:rFonts w:ascii="Source Sans Pro" w:eastAsia="Source Sans Pro" w:hAnsi="Source Sans Pro" w:cs="Source Sans Pro"/>
-          <w:sz w:val="19"/>
-          <w:szCs w:val="19"/>
-        </w:rPr>
-        <w:t>NIST CSF, ISO 27001, PCI-DSS, GDPR/PDPB, SOX/ITGC, compliance monitoring</w:t>
-      </w:r>
-    </w:p>
-    <w:p>
-      <w:pPr>
-        <w:spacing w:before="47" w:after="47"/>
-      </w:pPr>
-      <w:r>
-        <w:rPr>
-          <w:rFonts w:ascii="Source Sans Pro" w:eastAsia="Source Sans Pro" w:hAnsi="Source Sans Pro" w:cs="Source Sans Pro"/>
-          <w:b/>
-          <w:sz w:val="19"/>
-          <w:szCs w:val="19"/>
-        </w:rPr>
-        <w:t xml:space="preserve">Risk &amp; Audit: </w:t>
-      </w:r>
-      <w:r>
-        <w:rPr>
-          <w:rFonts w:ascii="Source Sans Pro" w:eastAsia="Source Sans Pro" w:hAnsi="Source Sans Pro" w:cs="Source Sans Pro"/>
-          <w:sz w:val="19"/>
-          <w:szCs w:val="19"/>
-        </w:rPr>
-        <w:t>Risk assessment, control testing, audit documentation, vendor risk, RCSA basics</w:t>
-      </w:r>
-    </w:p>
-    <w:p>
-      <w:pPr>
-        <w:spacing w:before="47" w:after="47"/>
-      </w:pPr>
-      <w:r>
-        <w:rPr>
-          <w:rFonts w:ascii="Source Sans Pro" w:eastAsia="Source Sans Pro" w:hAnsi="Source Sans Pro" w:cs="Source Sans Pro"/>
-          <w:b/>
-          <w:sz w:val="19"/>
-          <w:szCs w:val="19"/>
-        </w:rPr>
-        <w:t xml:space="preserve">Fraud &amp; AML: </w:t>
-      </w:r>
-      <w:r>
-        <w:rPr>
-          <w:rFonts w:ascii="Source Sans Pro" w:eastAsia="Source Sans Pro" w:hAnsi="Source Sans Pro" w:cs="Source Sans Pro"/>
-          <w:sz w:val="19"/>
-          <w:szCs w:val="19"/>
-        </w:rPr>
-        <w:t>Transaction monitoring, AML typologies, KYC/CDD, sanctions screening</w:t>
-      </w:r>
-    </w:p>
-    <w:p>
-      <w:pPr>
-        <w:spacing w:before="47" w:after="47"/>
-      </w:pPr>
-      <w:r>
-        <w:rPr>
-          <w:rFonts w:ascii="Source Sans Pro" w:eastAsia="Source Sans Pro" w:hAnsi="Source Sans Pro" w:cs="Source Sans Pro"/>
-          <w:b/>
-          <w:sz w:val="19"/>
-          <w:szCs w:val="19"/>
-        </w:rPr>
-        <w:t xml:space="preserve">Systems &amp; Tools: </w:t>
-      </w:r>
-      <w:r>
-        <w:rPr>
-          <w:rFonts w:ascii="Source Sans Pro" w:eastAsia="Source Sans Pro" w:hAnsi="Source Sans Pro" w:cs="Source Sans Pro"/>
-          <w:sz w:val="19"/>
-          <w:szCs w:val="19"/>
-        </w:rPr>
-        <w:t>Windows internals, Linux fundamentals, Python, Excel, SQL (basic), TCP/IP basics</w:t>
-      </w:r>
-    </w:p>
-    <w:p>
-      <w:pPr>
-        <w:spacing w:before="47" w:after="36"/>
-      </w:pPr>
-      <w:r>
-        <w:rPr>
-          <w:rFonts w:ascii="Source Sans Pro" w:eastAsia="Source Sans Pro" w:hAnsi="Source Sans Pro" w:cs="Source Sans Pro"/>
-          <w:b/>
-          <w:sz w:val="19"/>
-          <w:szCs w:val="19"/>
-        </w:rPr>
-        <w:t xml:space="preserve">Frameworks: </w:t>
-      </w:r>
-      <w:r>
-        <w:rPr>
-          <w:rFonts w:ascii="Source Sans Pro" w:eastAsia="Source Sans Pro" w:hAnsi="Source Sans Pro" w:cs="Source Sans Pro"/>
-          <w:sz w:val="19"/>
-          <w:szCs w:val="19"/>
-        </w:rPr>
-        <w:t>MITRE ATT&amp;CK, OWASP Top 10, Incident Response (PICERL), audit trail documentation</w:t>
-      </w:r>
+      </w:pPr>
     </w:p>
     <w:p>
       <w:pPr>
         <w:pBdr>
           <w:bottom w:val="single" w:sz="6" w:space="1" w:color="000000"/>
         </w:pBdr>
-        <w:spacing w:before="23" w:after="23"/>
+        <w:spacing w:before="42" w:after="0"/>
+      </w:pPr>
+      <w:r>
         <w:rPr>
           <w:rFonts w:ascii="Source Sans Pro" w:eastAsia="Source Sans Pro" w:hAnsi="Source Sans Pro" w:cs="Source Sans Pro"/>
           <w:b/>
@@ -994,14 +791,141 @@
           <w:sz w:val="22"/>
           <w:szCs w:val="22"/>
         </w:rPr>
-      </w:pPr>
+        <w:t>Technical Skills</w:t>
+      </w:r>
+    </w:p>
+    <w:p>
+      <w:pPr>
+        <w:spacing w:before="29" w:after="29"/>
+      </w:pPr>
+      <w:r>
+        <w:rPr>
+          <w:rFonts w:ascii="Source Sans Pro" w:eastAsia="Source Sans Pro" w:hAnsi="Source Sans Pro" w:cs="Source Sans Pro"/>
+          <w:b/>
+          <w:sz w:val="19"/>
+          <w:szCs w:val="19"/>
+        </w:rPr>
+        <w:t xml:space="preserve">GRC &amp; Compliance: </w:t>
+      </w:r>
+      <w:r>
+        <w:rPr>
+          <w:rFonts w:ascii="Source Sans Pro" w:eastAsia="Source Sans Pro" w:hAnsi="Source Sans Pro" w:cs="Source Sans Pro"/>
+          <w:sz w:val="19"/>
+          <w:szCs w:val="19"/>
+        </w:rPr>
+        <w:t>NIST CSF, ISO 27001, PCI-DSS, GDPR/PDPB, SOX/ITGC, compliance monitoring</w:t>
+      </w:r>
+    </w:p>
+    <w:p>
+      <w:pPr>
+        <w:spacing w:before="29" w:after="29"/>
+      </w:pPr>
+      <w:r>
+        <w:rPr>
+          <w:rFonts w:ascii="Source Sans Pro" w:eastAsia="Source Sans Pro" w:hAnsi="Source Sans Pro" w:cs="Source Sans Pro"/>
+          <w:b/>
+          <w:sz w:val="19"/>
+          <w:szCs w:val="19"/>
+        </w:rPr>
+        <w:t xml:space="preserve">Risk &amp; Audit: </w:t>
+      </w:r>
+      <w:r>
+        <w:rPr>
+          <w:rFonts w:ascii="Source Sans Pro" w:eastAsia="Source Sans Pro" w:hAnsi="Source Sans Pro" w:cs="Source Sans Pro"/>
+          <w:sz w:val="19"/>
+          <w:szCs w:val="19"/>
+        </w:rPr>
+        <w:t>Risk assessment, control testing, audit documentation, vendor risk, RCSA basics</w:t>
+      </w:r>
+    </w:p>
+    <w:p>
+      <w:pPr>
+        <w:spacing w:before="29" w:after="29"/>
+      </w:pPr>
+      <w:r>
+        <w:rPr>
+          <w:rFonts w:ascii="Source Sans Pro" w:eastAsia="Source Sans Pro" w:hAnsi="Source Sans Pro" w:cs="Source Sans Pro"/>
+          <w:b/>
+          <w:sz w:val="19"/>
+          <w:szCs w:val="19"/>
+        </w:rPr>
+        <w:t xml:space="preserve">Fraud &amp; AML: </w:t>
+      </w:r>
+      <w:r>
+        <w:rPr>
+          <w:rFonts w:ascii="Source Sans Pro" w:eastAsia="Source Sans Pro" w:hAnsi="Source Sans Pro" w:cs="Source Sans Pro"/>
+          <w:sz w:val="19"/>
+          <w:szCs w:val="19"/>
+        </w:rPr>
+        <w:t>Transaction monitoring, AML typologies, KYC/CDD, sanctions screening</w:t>
+      </w:r>
+    </w:p>
+    <w:p>
+      <w:pPr>
+        <w:spacing w:before="29" w:after="29"/>
+      </w:pPr>
+      <w:r>
+        <w:rPr>
+          <w:rFonts w:ascii="Source Sans Pro" w:eastAsia="Source Sans Pro" w:hAnsi="Source Sans Pro" w:cs="Source Sans Pro"/>
+          <w:b/>
+          <w:sz w:val="19"/>
+          <w:szCs w:val="19"/>
+        </w:rPr>
+        <w:t xml:space="preserve">Systems &amp; Tools: </w:t>
+      </w:r>
+      <w:r>
+        <w:rPr>
+          <w:rFonts w:ascii="Source Sans Pro" w:eastAsia="Source Sans Pro" w:hAnsi="Source Sans Pro" w:cs="Source Sans Pro"/>
+          <w:sz w:val="19"/>
+          <w:szCs w:val="19"/>
+        </w:rPr>
+        <w:t>Windows internals, Linux fundamentals, Python, Excel, SQL (basic), TCP/IP basics</w:t>
+      </w:r>
+    </w:p>
+    <w:p>
+      <w:pPr>
+        <w:spacing w:before="29" w:after="29"/>
+      </w:pPr>
+      <w:r>
+        <w:rPr>
+          <w:rFonts w:ascii="Source Sans Pro" w:eastAsia="Source Sans Pro" w:hAnsi="Source Sans Pro" w:cs="Source Sans Pro"/>
+          <w:b/>
+          <w:sz w:val="19"/>
+          <w:szCs w:val="19"/>
+        </w:rPr>
+        <w:t xml:space="preserve">Frameworks: </w:t>
+      </w:r>
+      <w:r>
+        <w:rPr>
+          <w:rFonts w:ascii="Source Sans Pro" w:eastAsia="Source Sans Pro" w:hAnsi="Source Sans Pro" w:cs="Source Sans Pro"/>
+          <w:sz w:val="19"/>
+          <w:szCs w:val="19"/>
+        </w:rPr>
+        <w:t>MITRE ATT&amp;CK, OWASP Top 10, Incident Response (PICERL), audit trail documentation</w:t>
+      </w:r>
     </w:p>
     <w:p>
       <w:pPr>
         <w:pBdr>
           <w:bottom w:val="single" w:sz="6" w:space="1" w:color="000000"/>
         </w:pBdr>
-        <w:spacing w:before="113" w:after="0"/>
+        <w:spacing w:before="5" w:after="5"/>
+        <w:rPr>
+          <w:rFonts w:ascii="Source Sans Pro" w:eastAsia="Source Sans Pro" w:hAnsi="Source Sans Pro" w:cs="Source Sans Pro"/>
+          <w:b/>
+          <w:bCs/>
+          <w:color w:val="000000"/>
+          <w:sz w:val="22"/>
+          <w:szCs w:val="22"/>
+        </w:rPr>
+      </w:pPr>
+    </w:p>
+    <w:p>
+      <w:pPr>
+        <w:pBdr>
+          <w:bottom w:val="single" w:sz="6" w:space="1" w:color="000000"/>
+        </w:pBdr>
+        <w:spacing w:before="42" w:after="0"/>
       </w:pPr>
       <w:r>
         <w:rPr>
@@ -1022,7 +946,7 @@
           <w:ilvl w:val="0"/>
           <w:numId w:val="2"/>
         </w:numPr>
-        <w:spacing w:before="13" w:after="32"/>
+        <w:spacing w:before="13" w:after="18"/>
       </w:pPr>
       <w:r>
         <w:rPr>
@@ -1041,7 +965,7 @@
           <w:ilvl w:val="0"/>
           <w:numId w:val="2"/>
         </w:numPr>
-        <w:spacing w:before="13" w:after="32"/>
+        <w:spacing w:before="13" w:after="18"/>
       </w:pPr>
       <w:r>
         <w:rPr>

--- a/resumes/Resume_Engineering_Intern-_AI_Agents__Data_Socure__MNC_.docx
+++ b/resumes/Resume_Engineering_Intern-_AI_Agents__Data_Socure__MNC_.docx
@@ -160,6 +160,8 @@
       <w:r>
         <w:rPr>
           <w:rFonts w:ascii="Source Sans Pro" w:eastAsia="Source Sans Pro" w:hAnsi="Source Sans Pro" w:cs="Source Sans Pro"/>
+          <w:i/>
+          <w:iCs/>
           <w:color w:val="555555"/>
           <w:sz w:val="19"/>
           <w:szCs w:val="19"/>
@@ -212,6 +214,8 @@
       <w:r>
         <w:rPr>
           <w:rFonts w:ascii="Source Sans Pro" w:eastAsia="Source Sans Pro" w:hAnsi="Source Sans Pro" w:cs="Source Sans Pro"/>
+          <w:i/>
+          <w:iCs/>
           <w:color w:val="555555"/>
           <w:sz w:val="19"/>
           <w:szCs w:val="19"/>
@@ -264,6 +268,8 @@
       <w:r>
         <w:rPr>
           <w:rFonts w:ascii="Source Sans Pro" w:eastAsia="Source Sans Pro" w:hAnsi="Source Sans Pro" w:cs="Source Sans Pro"/>
+          <w:i/>
+          <w:iCs/>
           <w:color w:val="555555"/>
           <w:sz w:val="19"/>
           <w:szCs w:val="19"/>
@@ -348,6 +354,8 @@
       <w:r>
         <w:rPr>
           <w:rFonts w:ascii="Source Sans Pro" w:eastAsia="Source Sans Pro" w:hAnsi="Source Sans Pro" w:cs="Source Sans Pro"/>
+          <w:i/>
+          <w:iCs/>
           <w:color w:val="555555"/>
           <w:sz w:val="19"/>
           <w:szCs w:val="19"/>
@@ -361,10 +369,17 @@
           <w:tab w:val="right" w:pos="10800"/>
         </w:tabs>
         <w:spacing w:before="8" w:after="0"/>
-      </w:pPr>
-      <w:r>
-        <w:rPr>
-          <w:rFonts w:ascii="Source Sans Pro" w:eastAsia="Source Sans Pro" w:hAnsi="Source Sans Pro" w:cs="Source Sans Pro"/>
+        <w:rPr>
+          <w:rFonts w:ascii="Source Sans Pro Light" w:hAnsi="Source Sans Pro Light"/>
+          <w:i/>
+          <w:iCs/>
+        </w:rPr>
+      </w:pPr>
+      <w:r>
+        <w:rPr>
+          <w:rFonts w:ascii="Source Sans Pro" w:eastAsia="Source Sans Pro" w:hAnsi="Source Sans Pro" w:cs="Source Sans Pro"/>
+          <w:i/>
+          <w:iCs/>
           <w:color w:val="555555"/>
           <w:sz w:val="19"/>
           <w:szCs w:val="19"/>
@@ -390,6 +405,8 @@
       <w:r>
         <w:rPr>
           <w:rFonts w:ascii="Source Sans Pro" w:eastAsia="Source Sans Pro" w:hAnsi="Source Sans Pro" w:cs="Source Sans Pro"/>
+          <w:i/>
+          <w:iCs/>
           <w:color w:val="555555"/>
           <w:sz w:val="19"/>
           <w:szCs w:val="19"/>
@@ -413,25 +430,7 @@
           <w:sz w:val="19"/>
           <w:szCs w:val="19"/>
         </w:rPr>
-        <w:t>Triaged 50+ weekly inventory reimbursement cases by severity and policy eligibility, identifying high-priority issues for senior reviewer escalation.</w:t>
-      </w:r>
-      <w:proofErr w:type="spellStart"/>
-      <w:r>
-        <w:rPr>
-          <w:rFonts w:ascii="Source Sans Pro" w:eastAsia="Source Sans Pro" w:hAnsi="Source Sans Pro" w:cs="Source Sans Pro"/>
-          <w:color w:val="000000"/>
-          <w:sz w:val="19"/>
-          <w:szCs w:val="19"/>
-        </w:rPr>
-      </w:r>
-      <w:proofErr w:type="spellEnd"/>
-      <w:r>
-        <w:rPr>
-          <w:rFonts w:ascii="Source Sans Pro" w:eastAsia="Source Sans Pro" w:hAnsi="Source Sans Pro" w:cs="Source Sans Pro"/>
-          <w:color w:val="000000"/>
-          <w:sz w:val="19"/>
-          <w:szCs w:val="19"/>
-        </w:rPr>
+        <w:t>Triaged 50+ weekly inventory reimbursement cases by severity and policy eligibility, identifying high-risk cases for senior reviewer escalation.</w:t>
       </w:r>
     </w:p>
     <w:p>
@@ -450,7 +449,7 @@
           <w:sz w:val="19"/>
           <w:szCs w:val="19"/>
         </w:rPr>
-        <w:t>Investigated seller claims, analyzing policy violations and anomalous patterns to inform decision-making and reduce repeat-issue investigation time.</w:t>
+        <w:t>Investigated seller claims, analyzing policy violations and anomalous patterns to inform decision-making.</w:t>
       </w:r>
     </w:p>
     <w:p>
@@ -469,7 +468,7 @@
           <w:sz w:val="19"/>
           <w:szCs w:val="19"/>
         </w:rPr>
-        <w:t>Maintained audit-ready case documentation with findings, decisions, evidence notes, and corrective actions aligned to evidence documentation and decision trails.</w:t>
+        <w:t>Analyzed 200+ weekly cases to detect recurring fraud patterns, reducing repeat-issue investigation time before escalation.</w:t>
       </w:r>
     </w:p>
     <w:p>
@@ -488,7 +487,7 @@
           <w:sz w:val="19"/>
           <w:szCs w:val="19"/>
         </w:rPr>
-        <w:t>Documented investigation findings, decisions, evidence notes, and corrective actions in audit-ready case records, maintaining accurate and transparent case histories.</w:t>
+        <w:t>Documented investigation findings, decisions, evidence notes, and corrective actions in audit-ready case records.</w:t>
       </w:r>
     </w:p>
     <w:p>
@@ -533,16 +532,14 @@
         </w:tabs>
         <w:spacing w:before="20" w:after="0"/>
       </w:pPr>
-      <w:proofErr w:type="spellStart"/>
-      <w:proofErr w:type="spellEnd"/>
-      <w:hyperlink r:id="rId13">
+      <w:hyperlink r:id="rId8">
         <w:r>
           <w:rPr>
             <w:rFonts w:ascii="Source Sans Pro" w:eastAsia="Source Sans Pro" w:hAnsi="Source Sans Pro" w:cs="Source Sans Pro"/>
             <w:b/>
+            <w:color w:val="000000"/>
             <w:sz w:val="19"/>
             <w:szCs w:val="19"/>
-            <w:color w:val="000000"/>
             <w:u w:val="single"/>
           </w:rPr>
           <w:t>Phishing and OSINT Threat Intelligence Tool</w:t>
@@ -554,12 +551,21 @@
           <w:sz w:val="19"/>
           <w:szCs w:val="19"/>
         </w:rPr>
-        <w:t xml:space="preserve">  |  	</w:t>
-      </w:r>
-      <w:r>
-        <w:rPr>
-          <w:rFonts w:ascii="Source Sans Pro" w:eastAsia="Source Sans Pro" w:hAnsi="Source Sans Pro" w:cs="Source Sans Pro"/>
+        <w:t xml:space="preserve">  |  </w:t>
+      </w:r>
+      <w:r>
+        <w:rPr>
+          <w:rFonts w:ascii="Source Sans Pro" w:eastAsia="Source Sans Pro" w:hAnsi="Source Sans Pro" w:cs="Source Sans Pro"/>
+          <w:sz w:val="19"/>
+          <w:szCs w:val="19"/>
+        </w:rPr>
+        <w:tab/>
+      </w:r>
+      <w:r>
+        <w:rPr>
+          <w:rFonts w:ascii="Source Sans Pro Light" w:eastAsia="Source Sans Pro" w:hAnsi="Source Sans Pro Light" w:cs="Source Sans Pro"/>
           <w:i/>
+          <w:iCs/>
           <w:sz w:val="19"/>
           <w:szCs w:val="19"/>
         </w:rPr>
@@ -582,7 +588,7 @@
           <w:sz w:val="19"/>
           <w:szCs w:val="19"/>
         </w:rPr>
-        <w:t>Built multi-API threat intelligence pipeline: submits suspicious URLs/IPs to VirusTotal, AbuseIPDB, and URLScan.io; cross-references WHOIS registration age, DNS records, and SSL details for phishing analysis.</w:t>
+        <w:t>Developed multi-API threat intelligence pipeline in Python, submitting suspicious URLs/IPs to VirusTotal, AbuseIPDB, and URLScan.io, and cross-referencing WHOIS registration age, DNS records, and SSL details for phishing analysis.</w:t>
       </w:r>
     </w:p>
     <w:p>
@@ -601,7 +607,7 @@
           <w:sz w:val="19"/>
           <w:szCs w:val="19"/>
         </w:rPr>
-        <w:t>Implemented typosquatting (brand impersonation detection) domain detector generating character-substitution variants of brand domains and checking live DNS resolution for brand-impersonation analysis.</w:t>
+        <w:t>Implemented typosquatting (brand impersonation detection) domain detector in Python, generating character-substitution variants of brand domains and checking live DNS resolution for brand-impersonation analysis.</w:t>
       </w:r>
     </w:p>
     <w:p>
@@ -620,43 +626,7 @@
           <w:sz w:val="19"/>
           <w:szCs w:val="19"/>
         </w:rPr>
-        <w:t>Deployed Telegram bot interface enabling analysts to submit URLs for live IOC enrichment (threat intelligence); supports bulk CSV input/output for incident response workflows and includes OSINT enrichment (open-source intelligence) via theHarvester for domain profiling.</w:t>
-      </w:r>
-      <w:proofErr w:type="spellStart"/>
-      <w:r>
-        <w:rPr>
-          <w:rFonts w:ascii="Source Sans Pro" w:eastAsia="Source Sans Pro" w:hAnsi="Source Sans Pro" w:cs="Source Sans Pro"/>
-          <w:color w:val="000000"/>
-          <w:sz w:val="19"/>
-          <w:szCs w:val="19"/>
-        </w:rPr>
-      </w:r>
-      <w:proofErr w:type="spellEnd"/>
-      <w:r>
-        <w:rPr>
-          <w:rFonts w:ascii="Source Sans Pro" w:eastAsia="Source Sans Pro" w:hAnsi="Source Sans Pro" w:cs="Source Sans Pro"/>
-          <w:color w:val="000000"/>
-          <w:sz w:val="19"/>
-          <w:szCs w:val="19"/>
-        </w:rPr>
-      </w:r>
-      <w:proofErr w:type="spellStart"/>
-      <w:r>
-        <w:rPr>
-          <w:rFonts w:ascii="Source Sans Pro" w:eastAsia="Source Sans Pro" w:hAnsi="Source Sans Pro" w:cs="Source Sans Pro"/>
-          <w:color w:val="000000"/>
-          <w:sz w:val="19"/>
-          <w:szCs w:val="19"/>
-        </w:rPr>
-      </w:r>
-      <w:proofErr w:type="spellEnd"/>
-      <w:r>
-        <w:rPr>
-          <w:rFonts w:ascii="Source Sans Pro" w:eastAsia="Source Sans Pro" w:hAnsi="Source Sans Pro" w:cs="Source Sans Pro"/>
-          <w:color w:val="000000"/>
-          <w:sz w:val="19"/>
-          <w:szCs w:val="19"/>
-        </w:rPr>
+        <w:t>Deployed Telegram bot interface in Python, enabling analysts to submit URLs for live IOC enrichment (threat intelligence), supporting bulk CSV input/output for incident response workflows, and including OSINT enrichment (open-source intelligence) via theHarvester for domain profiling.</w:t>
       </w:r>
     </w:p>
     <w:p>
@@ -671,14 +641,14 @@
         </w:tabs>
         <w:spacing w:before="30" w:after="0"/>
       </w:pPr>
-      <w:hyperlink r:id="rId14">
+      <w:hyperlink r:id="rId9">
         <w:r>
           <w:rPr>
             <w:rFonts w:ascii="Source Sans Pro" w:eastAsia="Source Sans Pro" w:hAnsi="Source Sans Pro" w:cs="Source Sans Pro"/>
             <w:b/>
+            <w:color w:val="000000"/>
             <w:sz w:val="19"/>
             <w:szCs w:val="19"/>
-            <w:color w:val="000000"/>
             <w:u w:val="single"/>
           </w:rPr>
           <w:t>Vulnerability Scanner and Patch Prioritization Engine</w:t>
@@ -690,12 +660,21 @@
           <w:sz w:val="19"/>
           <w:szCs w:val="19"/>
         </w:rPr>
-        <w:t xml:space="preserve">  |  	</w:t>
-      </w:r>
-      <w:r>
-        <w:rPr>
-          <w:rFonts w:ascii="Source Sans Pro" w:eastAsia="Source Sans Pro" w:hAnsi="Source Sans Pro" w:cs="Source Sans Pro"/>
+        <w:t xml:space="preserve">  |  </w:t>
+      </w:r>
+      <w:r>
+        <w:rPr>
+          <w:rFonts w:ascii="Source Sans Pro" w:eastAsia="Source Sans Pro" w:hAnsi="Source Sans Pro" w:cs="Source Sans Pro"/>
+          <w:sz w:val="19"/>
+          <w:szCs w:val="19"/>
+        </w:rPr>
+        <w:tab/>
+      </w:r>
+      <w:r>
+        <w:rPr>
+          <w:rFonts w:ascii="Source Sans Pro Light" w:eastAsia="Source Sans Pro" w:hAnsi="Source Sans Pro Light" w:cs="Source Sans Pro"/>
           <w:i/>
+          <w:iCs/>
           <w:sz w:val="19"/>
           <w:szCs w:val="19"/>
         </w:rPr>
@@ -718,7 +697,7 @@
           <w:sz w:val="19"/>
           <w:szCs w:val="19"/>
         </w:rPr>
-        <w:t>Built automated vulnerability assessment pipeline integrating Nessus and OpenVAS REST APIs in Python; generated CVE reports classified by CVSS severity (vulnerability prioritisation) and EPSS context from the FIRST.org API.</w:t>
+        <w:t>Built automated vulnerability assessment pipeline in Python, integrating Nessus and OpenVAS REST APIs, and generating CVE reports classified by CVSS severity (vulnerability prioritisation) and EPSS context from the FIRST.org API.</w:t>
       </w:r>
     </w:p>
     <w:p>
@@ -737,7 +716,7 @@
           <w:sz w:val="19"/>
           <w:szCs w:val="19"/>
         </w:rPr>
-        <w:t>Developed OWASP Top 10 (web application security) automated web checker that sends crafted HTTP requests to detect injection, broken auth, and SSRF vulnerabilities; documented SQL injection exploit and parameterised query remediation.</w:t>
+        <w:t>Developed OWASP Top 10 (web application security) automated web checker in Python, sending crafted HTTP requests to detect injection, broken auth, and SSRF vulnerabilities, and documenting SQL injection exploit and parameterised query remediation.</w:t>
       </w:r>
     </w:p>
     <w:p>
@@ -756,7 +735,7 @@
           <w:sz w:val="19"/>
           <w:szCs w:val="19"/>
         </w:rPr>
-        <w:t>Automated scan scheduling via Bash and cron; built delta-scan logic to flag newly discovered CVEs and organize patch compliance (remediation tracking) tracking evidence.</w:t>
+        <w:t>Automated scan scheduling via Bash and cron, and built delta-scan logic to flag newly discovered CVEs and organize patch compliance (remediation tracking) tracking evidence.</w:t>
       </w:r>
     </w:p>
     <w:p>
